--- a/lab5/report/final/LAB5_결과보고서.docx
+++ b/lab5/report/final/LAB5_결과보고서.docx
@@ -223,7 +223,7 @@
           <w:color w:val="000000"/>
           <w:sz w:val="20"/>
         </w:rPr>
-        <w:t>10월 19일 실험에서 FPGA 교재 실습 3개(피아노, 신호등 제어, ADC)를 Combo II-DLD 보드에서, STM32_1 과제 2개(버튼·TIM6 인터럽트로 LED 간격 변경, 버튼으로 PWM 비율 변경)를 NUCLEO-G474RE에서 동작시키고 영상 5개로 남겼다. 이 보고서는 영상과 영상 속 소리에서 읽은 값을 예비보고서[5]의 예상과 비교한다. 보드 사진은 모두 영상의 장면이다.</w:t>
+        <w:t>10월 19일 실험에서 FPGA 교재 실습 3개(피아노, 신호등 제어, ADC)를 Combo II-DLD 보드에서, STM32_1 과제 2개(버튼·TIM6 인터럽트로 LED 간격 변경, 버튼으로 PWM 비율 변경)를 NUCLEO-G474RE에서 동작시키고 영상 5개로 남겼다. 이 보고서는 영상과 영상 속 소리에서 읽은 값을 예비보고서의 예상과 비교한다. 보드 사진은 모두 영상의 장면이다.</w:t>
       </w:r>
     </w:p>
     <w:tbl>
@@ -1455,7 +1455,7 @@
           <w:color w:val="000000"/>
           <w:sz w:val="20"/>
         </w:rPr>
-        <w:t>버튼 8개 중 하나가 눌리면 note_select가 음의 주파수를 내고, square_tone이 50 MHz 클록을 세어 반주기 50,000,000 / (2f) 클록마다 피에조 출력을 뒤집는다. 두 개 이상 누르거나 떼면 무음이다. 실험 전에 매뉴얼 TB와 파형 확인용 TB가 Icarus·Vivado 모두 통과했고, 50 MHz에서 WNS +14.043 ns로 타이밍을 충족했다[5].</w:t>
+        <w:t>버튼 8개 중 하나가 눌리면 note_select가 음의 주파수를 내고, square_tone이 50 MHz 클록을 세어 반주기 50,000,000 / (2f) 클록마다 피에조 출력을 뒤집는다. 두 개 이상 누르거나 떼면 무음이다. 실험 전에 매뉴얼 TB와 파형 확인용 TB가 Icarus·Vivado 모두 통과했고, 50 MHz에서 WNS +14.043 ns로 타이밍을 충족했다.</w:t>
       </w:r>
     </w:p>
     <w:p>
@@ -3301,7 +3301,7 @@
           <w:color w:val="000000"/>
           <w:sz w:val="20"/>
         </w:rPr>
-        <w:t>second_tick이 1초에 한 클록짜리 tick과 매초 앞 0.5초 동안 HIGH인 blink를 만든다[2]. traffic_sequence는 tick마다 phase를 올려 0~10초 초록(4~10초는 보행 초록 점멸), 11~12초 노랑을 거친 뒤 다음 방향으로 넘어간다. flicker가 HIGH인 동안은 방향·phase를 0에 묶고 노랑과 보행 빨강을 blink로 점멸한다. 매뉴얼 TB와 파형 TB가 통과했고 WNS +15.148 ns였다[5].</w:t>
+        <w:t>second_tick이 1초에 한 클록짜리 tick과 매초 앞 0.5초 동안 HIGH인 blink를 만든다[2]. traffic_sequence는 tick마다 phase를 올려 0~10초 초록(4~10초는 보행 초록 점멸), 11~12초 노랑을 거친 뒤 다음 방향으로 넘어간다. flicker가 HIGH인 동안은 방향·phase를 0에 묶고 노랑과 보행 빨강을 blink로 점멸한다. 매뉴얼 TB와 파형 TB가 통과했고 WNS +15.148 ns였다.</w:t>
       </w:r>
     </w:p>
     <w:p>
@@ -11640,24 +11640,6 @@
         <w:t>[4] Analog Devices, AD7908/AD7918/AD7928 8-Channel, 1 MSPS, 8-/10-/12-Bit ADCs with Sequencer, Data Sheet.</w:t>
       </w:r>
     </w:p>
-    <w:p>
-      <w:pPr>
-        <w:keepNext w:val="0"/>
-        <w:keepLines/>
-        <w:widowControl/>
-        <w:spacing w:before="0" w:after="80" w:line="269" w:lineRule="auto"/>
-      </w:pPr>
-      <w:r>
-        <w:rPr>
-          <w:rFonts w:ascii="Nanum Gothic" w:hAnsi="Nanum Gothic" w:eastAsia="Nanum Gothic" w:cs="Nanum Gothic"/>
-          <w:b w:val="0"/>
-          <w:i w:val="0"/>
-          <w:color w:val="000000"/>
-          <w:sz w:val="18"/>
-        </w:rPr>
-        <w:t>[5] 김태이, LAB5 예비 보고서, 2026-10-19 (lab5/report/pre/LAB5_예비보고서.docx).</w:t>
-      </w:r>
-    </w:p>
     <w:sectPr>
       <w:footerReference w:type="default" r:id="rId12"/>
       <w:pgSz w:w="11906" w:h="16838"/>
